--- a/Objetivos - Semana 2.docx
+++ b/Objetivos - Semana 2.docx
@@ -664,7 +664,19 @@
           <w:sz w:val="24"/>
           <w:szCs w:val="24"/>
         </w:rPr>
-        <w:t>Diseñar una propuesta de arquitectura de software para un sistema bancario del sector financiero, aplicando patrones de software que permitan gestionar de manera segura, consistente y escalable las operaciones relacionadas con cuentas, transacciones, préstamos e inversiones, así como la integración de múltiples canales, la detección de operaciones fraudulentas y el cumplimiento de los procesos de seguridad y regulación financiera.</w:t>
+        <w:t>Diseñar una propuesta de arquitectura de software para un sistema bancario del sector financiero, aplicando patrones de software que permitan gestionar de manera segura, consistente y escalable las operaciones relacionadas con cuentas, transacciones, préstamos e inversiones,</w:t>
+      </w:r>
+      <w:bookmarkStart w:id="0" w:name="_GoBack"/>
+      <w:bookmarkEnd w:id="0"/>
+      <w:r>
+        <w:rPr>
+          <w:rFonts w:hint="default" w:ascii="Arial" w:hAnsi="Arial" w:cs="Arial"/>
+          <w:b w:val="0"/>
+          <w:bCs w:val="0"/>
+          <w:sz w:val="24"/>
+          <w:szCs w:val="24"/>
+        </w:rPr>
+        <w:t xml:space="preserve"> la detección de operaciones fraudulentas y el cumplimiento de los procesos de seguridad y regulación financiera.</w:t>
       </w:r>
     </w:p>
     <w:p>
@@ -683,7 +695,6 @@
           <w:szCs w:val="24"/>
         </w:rPr>
       </w:pPr>
-      <w:bookmarkStart w:id="0" w:name="_GoBack"/>
       <w:r>
         <w:rPr>
           <w:rFonts w:hint="default" w:ascii="Arial" w:hAnsi="Arial" w:cs="Arial"/>
@@ -695,7 +706,6 @@
         <w:t>Objetivos específicos</w:t>
       </w:r>
     </w:p>
-    <w:bookmarkEnd w:id="0"/>
     <w:p>
       <w:pPr>
         <w:pStyle w:val="7"/>
@@ -918,7 +928,7 @@
     <w:lsdException w:qFormat="1" w:unhideWhenUsed="0" w:uiPriority="0" w:semiHidden="0" w:name="Title"/>
     <w:lsdException w:unhideWhenUsed="0" w:uiPriority="0" w:semiHidden="0" w:name="Closing"/>
     <w:lsdException w:unhideWhenUsed="0" w:uiPriority="0" w:semiHidden="0" w:name="Signature"/>
-    <w:lsdException w:unhideWhenUsed="0" w:uiPriority="0" w:name="Default Paragraph Font"/>
+    <w:lsdException w:qFormat="1" w:unhideWhenUsed="0" w:uiPriority="0" w:name="Default Paragraph Font"/>
     <w:lsdException w:unhideWhenUsed="0" w:uiPriority="0" w:semiHidden="0" w:name="Body Text"/>
     <w:lsdException w:unhideWhenUsed="0" w:uiPriority="0" w:semiHidden="0" w:name="Body Text Indent"/>
     <w:lsdException w:unhideWhenUsed="0" w:uiPriority="0" w:semiHidden="0" w:name="List Continue"/>
@@ -1060,6 +1070,7 @@
   <w:style w:type="character" w:default="1" w:styleId="4">
     <w:name w:val="Default Paragraph Font"/>
     <w:semiHidden/>
+    <w:qFormat/>
     <w:uiPriority w:val="0"/>
   </w:style>
   <w:style w:type="table" w:default="1" w:styleId="5">
